--- a/C4.docx
+++ b/C4.docx
@@ -33,16 +33,11 @@
       </w:r>
     </w:p>
     <w:p>
-      <w:r>
-        <w:t xml:space="preserve">In this stage the focus shifted from building one fixed model to exploring different model architectures in a systematic way. Instead of writing a single LSTM manually, I implemented a flexible factory function that can construct multiple types of recurrent networks — including LSTM, GRU, and </w:t>
-      </w:r>
-      <w:proofErr w:type="spellStart"/>
-      <w:r>
-        <w:t>SimpleRNN</w:t>
-      </w:r>
-      <w:proofErr w:type="spellEnd"/>
-      <w:r>
-        <w:t xml:space="preserve"> — with varying numbers of layers, hidden units, dropout rates, and even bidirectional support. This opened the possibility to run experiments with many different hyperparameter settings, record their validation loss, and compare them fairly to decide which architecture worked best.</w:t>
+      <w:pPr>
+        <w:jc w:val="both"/>
+      </w:pPr>
+      <w:r>
+        <w:t>In this stage the focus shifted from building one fixed model to exploring different model architectures in a systematic way. Instead of writing a single LSTM manually, I implemented a flexible factory function that can construct multiple types of recurrent networks — including LSTM, GRU, and SimpleRNN — with varying numbers of layers, hidden units, dropout rates, and even bidirectional support. This opened the possibility to run experiments with many different hyperparameter settings, record their validation loss, and compare them fairly to decide which architecture worked best.</w:t>
       </w:r>
     </w:p>
     <w:p>
@@ -127,23 +122,78 @@
         <w:t>epochs and batch size</w:t>
       </w:r>
     </w:p>
-    <w:p>
-      <w:r>
-        <w:t xml:space="preserve">The function </w:t>
-      </w:r>
-      <w:r>
-        <w:t>t</w:t>
-      </w:r>
-      <w:r>
-        <w:t xml:space="preserve">hen builds the corresponding </w:t>
-      </w:r>
-      <w:proofErr w:type="spellStart"/>
-      <w:r>
-        <w:t>Keras</w:t>
-      </w:r>
-      <w:proofErr w:type="spellEnd"/>
-      <w:r>
-        <w:t xml:space="preserve"> model. For example, </w:t>
+    <w:p/>
+    <w:p>
+      <w:pPr>
+        <w:jc w:val="both"/>
+      </w:pPr>
+      <w:r>
+        <w:drawing>
+          <wp:anchor distT="0" distB="0" distL="114300" distR="114300" simplePos="0" relativeHeight="251658240" behindDoc="1" locked="0" layoutInCell="1" allowOverlap="1" wp14:anchorId="31C0C1BD" wp14:editId="1E2504D2">
+            <wp:simplePos x="0" y="0"/>
+            <wp:positionH relativeFrom="column">
+              <wp:posOffset>2676525</wp:posOffset>
+            </wp:positionH>
+            <wp:positionV relativeFrom="paragraph">
+              <wp:posOffset>-786765</wp:posOffset>
+            </wp:positionV>
+            <wp:extent cx="3629025" cy="3931290"/>
+            <wp:effectExtent l="0" t="0" r="0" b="0"/>
+            <wp:wrapThrough wrapText="bothSides">
+              <wp:wrapPolygon edited="0">
+                <wp:start x="0" y="0"/>
+                <wp:lineTo x="0" y="21457"/>
+                <wp:lineTo x="21430" y="21457"/>
+                <wp:lineTo x="21430" y="0"/>
+                <wp:lineTo x="0" y="0"/>
+              </wp:wrapPolygon>
+            </wp:wrapThrough>
+            <wp:docPr id="341302642" name="Picture 1" descr="A screenshot of a computer program&#10;&#10;AI-generated content may be incorrect."/>
+            <wp:cNvGraphicFramePr>
+              <a:graphicFrameLocks xmlns:a="http://schemas.openxmlformats.org/drawingml/2006/main" noChangeAspect="1"/>
+            </wp:cNvGraphicFramePr>
+            <a:graphic xmlns:a="http://schemas.openxmlformats.org/drawingml/2006/main">
+              <a:graphicData uri="http://schemas.openxmlformats.org/drawingml/2006/picture">
+                <pic:pic xmlns:pic="http://schemas.openxmlformats.org/drawingml/2006/picture">
+                  <pic:nvPicPr>
+                    <pic:cNvPr id="341302642" name="Picture 1" descr="A screenshot of a computer program&#10;&#10;AI-generated content may be incorrect."/>
+                    <pic:cNvPicPr/>
+                  </pic:nvPicPr>
+                  <pic:blipFill>
+                    <a:blip r:embed="rId5">
+                      <a:extLst>
+                        <a:ext uri="{28A0092B-C50C-407E-A947-70E740481C1C}">
+                          <a14:useLocalDpi xmlns:a14="http://schemas.microsoft.com/office/drawing/2010/main" val="0"/>
+                        </a:ext>
+                      </a:extLst>
+                    </a:blip>
+                    <a:stretch>
+                      <a:fillRect/>
+                    </a:stretch>
+                  </pic:blipFill>
+                  <pic:spPr>
+                    <a:xfrm>
+                      <a:off x="0" y="0"/>
+                      <a:ext cx="3629025" cy="3931290"/>
+                    </a:xfrm>
+                    <a:prstGeom prst="rect">
+                      <a:avLst/>
+                    </a:prstGeom>
+                  </pic:spPr>
+                </pic:pic>
+              </a:graphicData>
+            </a:graphic>
+            <wp14:sizeRelH relativeFrom="margin">
+              <wp14:pctWidth>0</wp14:pctWidth>
+            </wp14:sizeRelH>
+            <wp14:sizeRelV relativeFrom="margin">
+              <wp14:pctHeight>0</wp14:pctHeight>
+            </wp14:sizeRelV>
+          </wp:anchor>
+        </w:drawing>
+      </w:r>
+      <w:r>
+        <w:t xml:space="preserve">The function then builds the corresponding Keras model. For example, </w:t>
       </w:r>
       <w:proofErr w:type="gramStart"/>
       <w:r>
@@ -162,33 +212,787 @@
         <w:t>LSTM’, 3, [64, 64, 32], dropout=0.2) creates a 3-layer stacked LSTM.</w:t>
       </w:r>
     </w:p>
-    <w:p>
-      <w:r>
-        <w:t xml:space="preserve">This design was inspired by the reference project (P1) and extended with ideas from the </w:t>
-      </w:r>
-      <w:proofErr w:type="spellStart"/>
-      <w:r>
-        <w:t>Keras</w:t>
-      </w:r>
-      <w:proofErr w:type="spellEnd"/>
-      <w:r>
-        <w:t xml:space="preserve"> documentation and tutorials (e.g., understanding Bidirectional wrappers). Online resources like the </w:t>
-      </w:r>
-      <w:proofErr w:type="spellStart"/>
-      <w:r>
-        <w:t>Keras</w:t>
-      </w:r>
-      <w:proofErr w:type="spellEnd"/>
-      <w:r>
-        <w:t xml:space="preserve"> RNN Guide</w:t>
-      </w:r>
-    </w:p>
-    <w:p>
-      <w:pPr>
-        <w:rPr>
-          <w:u w:val="single"/>
-        </w:rPr>
-      </w:pPr>
+    <w:p/>
+    <w:p>
+      <w:r>
+        <w:lastRenderedPageBreak/>
+        <w:drawing>
+          <wp:anchor distT="0" distB="0" distL="114300" distR="114300" simplePos="0" relativeHeight="251659264" behindDoc="0" locked="0" layoutInCell="1" allowOverlap="1" wp14:anchorId="31CD675B" wp14:editId="7924CB2D">
+            <wp:simplePos x="0" y="0"/>
+            <wp:positionH relativeFrom="column">
+              <wp:posOffset>866775</wp:posOffset>
+            </wp:positionH>
+            <wp:positionV relativeFrom="paragraph">
+              <wp:posOffset>759460</wp:posOffset>
+            </wp:positionV>
+            <wp:extent cx="3732359" cy="3331210"/>
+            <wp:effectExtent l="0" t="0" r="1905" b="2540"/>
+            <wp:wrapTopAndBottom/>
+            <wp:docPr id="286950391" name="Picture 1" descr="A screen shot of a computer program&#10;&#10;AI-generated content may be incorrect."/>
+            <wp:cNvGraphicFramePr>
+              <a:graphicFrameLocks xmlns:a="http://schemas.openxmlformats.org/drawingml/2006/main" noChangeAspect="1"/>
+            </wp:cNvGraphicFramePr>
+            <a:graphic xmlns:a="http://schemas.openxmlformats.org/drawingml/2006/main">
+              <a:graphicData uri="http://schemas.openxmlformats.org/drawingml/2006/picture">
+                <pic:pic xmlns:pic="http://schemas.openxmlformats.org/drawingml/2006/picture">
+                  <pic:nvPicPr>
+                    <pic:cNvPr id="286950391" name="Picture 1" descr="A screen shot of a computer program&#10;&#10;AI-generated content may be incorrect."/>
+                    <pic:cNvPicPr/>
+                  </pic:nvPicPr>
+                  <pic:blipFill>
+                    <a:blip r:embed="rId6">
+                      <a:extLst>
+                        <a:ext uri="{28A0092B-C50C-407E-A947-70E740481C1C}">
+                          <a14:useLocalDpi xmlns:a14="http://schemas.microsoft.com/office/drawing/2010/main" val="0"/>
+                        </a:ext>
+                      </a:extLst>
+                    </a:blip>
+                    <a:stretch>
+                      <a:fillRect/>
+                    </a:stretch>
+                  </pic:blipFill>
+                  <pic:spPr>
+                    <a:xfrm>
+                      <a:off x="0" y="0"/>
+                      <a:ext cx="3732359" cy="3331210"/>
+                    </a:xfrm>
+                    <a:prstGeom prst="rect">
+                      <a:avLst/>
+                    </a:prstGeom>
+                  </pic:spPr>
+                </pic:pic>
+              </a:graphicData>
+            </a:graphic>
+          </wp:anchor>
+        </w:drawing>
+      </w:r>
+      <w:r>
+        <w:t>This design was inspired by the reference project (P1) and extended with ideas from the Keras documentation and tutorials (e.g., understanding Bidirectional wrappers). Online resources like the Keras RNN Guide</w:t>
+      </w:r>
+    </w:p>
+    <w:p/>
+    <w:p/>
+    <w:p>
+      <w:r>
+        <w:br w:type="page"/>
+      </w:r>
+    </w:p>
+    <w:p>
+      <w:pPr>
+        <w:jc w:val="both"/>
+      </w:pPr>
+      <w:r>
+        <w:lastRenderedPageBreak/>
+        <w:t>Model Testing and Experiment Grid</w:t>
+      </w:r>
+    </w:p>
+    <w:p>
+      <w:pPr>
+        <w:jc w:val="both"/>
+      </w:pPr>
+      <w:r>
+        <w:t>To validate the performance of different architectures, I created a separate script train_grid.py which iterates through a list of configurations, builds each model using the function above, and trains it with consistent data and training parameters. Each run’s results were logged and saved to a single summary.csv file for easy analysis.</w:t>
+      </w:r>
+    </w:p>
+    <w:p>
+      <w:pPr>
+        <w:jc w:val="both"/>
+      </w:pPr>
+      <w:r>
+        <w:drawing>
+          <wp:anchor distT="0" distB="0" distL="114300" distR="114300" simplePos="0" relativeHeight="251660288" behindDoc="0" locked="0" layoutInCell="1" allowOverlap="1" wp14:anchorId="786FCAC7" wp14:editId="4CC9F74A">
+            <wp:simplePos x="0" y="0"/>
+            <wp:positionH relativeFrom="margin">
+              <wp:posOffset>466725</wp:posOffset>
+            </wp:positionH>
+            <wp:positionV relativeFrom="paragraph">
+              <wp:posOffset>238125</wp:posOffset>
+            </wp:positionV>
+            <wp:extent cx="4105848" cy="1686160"/>
+            <wp:effectExtent l="0" t="0" r="9525" b="9525"/>
+            <wp:wrapSquare wrapText="bothSides"/>
+            <wp:docPr id="123213914" name="Picture 1" descr="A screenshot of a computer code&#10;&#10;AI-generated content may be incorrect."/>
+            <wp:cNvGraphicFramePr>
+              <a:graphicFrameLocks xmlns:a="http://schemas.openxmlformats.org/drawingml/2006/main" noChangeAspect="1"/>
+            </wp:cNvGraphicFramePr>
+            <a:graphic xmlns:a="http://schemas.openxmlformats.org/drawingml/2006/main">
+              <a:graphicData uri="http://schemas.openxmlformats.org/drawingml/2006/picture">
+                <pic:pic xmlns:pic="http://schemas.openxmlformats.org/drawingml/2006/picture">
+                  <pic:nvPicPr>
+                    <pic:cNvPr id="123213914" name="Picture 1" descr="A screenshot of a computer code&#10;&#10;AI-generated content may be incorrect."/>
+                    <pic:cNvPicPr/>
+                  </pic:nvPicPr>
+                  <pic:blipFill>
+                    <a:blip r:embed="rId7">
+                      <a:extLst>
+                        <a:ext uri="{28A0092B-C50C-407E-A947-70E740481C1C}">
+                          <a14:useLocalDpi xmlns:a14="http://schemas.microsoft.com/office/drawing/2010/main" val="0"/>
+                        </a:ext>
+                      </a:extLst>
+                    </a:blip>
+                    <a:stretch>
+                      <a:fillRect/>
+                    </a:stretch>
+                  </pic:blipFill>
+                  <pic:spPr>
+                    <a:xfrm>
+                      <a:off x="0" y="0"/>
+                      <a:ext cx="4105848" cy="1686160"/>
+                    </a:xfrm>
+                    <a:prstGeom prst="rect">
+                      <a:avLst/>
+                    </a:prstGeom>
+                  </pic:spPr>
+                </pic:pic>
+              </a:graphicData>
+            </a:graphic>
+          </wp:anchor>
+        </w:drawing>
+      </w:r>
+      <w:r>
+        <w:t>Here is the section of code where I defined the experimental variations:</w:t>
+      </w:r>
+    </w:p>
+    <w:p>
+      <w:pPr>
+        <w:jc w:val="both"/>
+      </w:pPr>
+    </w:p>
+    <w:p>
+      <w:pPr>
+        <w:jc w:val="both"/>
+      </w:pPr>
+    </w:p>
+    <w:p>
+      <w:pPr>
+        <w:jc w:val="both"/>
+      </w:pPr>
+    </w:p>
+    <w:p>
+      <w:pPr>
+        <w:jc w:val="both"/>
+      </w:pPr>
+    </w:p>
+    <w:p>
+      <w:pPr>
+        <w:jc w:val="both"/>
+      </w:pPr>
+    </w:p>
+    <w:p>
+      <w:pPr>
+        <w:jc w:val="both"/>
+      </w:pPr>
+    </w:p>
+    <w:p>
+      <w:pPr>
+        <w:jc w:val="both"/>
+      </w:pPr>
+      <w:r>
+        <w:t xml:space="preserve">Each configuration varies in model type, number of layers, size of each layer, dropout rate, bidirectionality, batch size, and number of training epochs. I used a consistent data preparation pipeline to ensure fairness across </w:t>
+      </w:r>
+      <w:proofErr w:type="gramStart"/>
+      <w:r>
+        <w:t>trials, and</w:t>
+      </w:r>
+      <w:proofErr w:type="gramEnd"/>
+      <w:r>
+        <w:t xml:space="preserve"> employed EarlyStopping and ModelCheckpoint to optimise training duration and retain the best-performing weights.</w:t>
+      </w:r>
+    </w:p>
+    <w:p>
+      <w:pPr>
+        <w:jc w:val="both"/>
+      </w:pPr>
+    </w:p>
+    <w:p>
+      <w:pPr>
+        <w:pStyle w:val="Heading2"/>
+      </w:pPr>
+      <w:r>
+        <w:t>Results</w:t>
+      </w:r>
+    </w:p>
+    <w:p>
+      <w:r>
+        <w:t>This table provides evidence that the model-building function works correctly for multiple architectures and settings.</w:t>
+      </w:r>
+    </w:p>
+    <w:tbl>
+      <w:tblPr>
+        <w:tblStyle w:val="TableGrid"/>
+        <w:tblW w:w="0" w:type="auto"/>
+        <w:tblLayout w:type="fixed"/>
+        <w:tblLook w:val="04A0" w:firstRow="1" w:lastRow="0" w:firstColumn="1" w:lastColumn="0" w:noHBand="0" w:noVBand="1"/>
+      </w:tblPr>
+      <w:tblGrid>
+        <w:gridCol w:w="988"/>
+        <w:gridCol w:w="850"/>
+        <w:gridCol w:w="847"/>
+        <w:gridCol w:w="947"/>
+        <w:gridCol w:w="1041"/>
+        <w:gridCol w:w="1187"/>
+        <w:gridCol w:w="656"/>
+        <w:gridCol w:w="1276"/>
+        <w:gridCol w:w="1558"/>
+      </w:tblGrid>
+      <w:tr>
+        <w:tc>
+          <w:tcPr>
+            <w:tcW w:w="988" w:type="dxa"/>
+          </w:tcPr>
+          <w:p>
+            <w:r>
+              <w:t>Model</w:t>
+            </w:r>
+          </w:p>
+        </w:tc>
+        <w:tc>
+          <w:tcPr>
+            <w:tcW w:w="850" w:type="dxa"/>
+          </w:tcPr>
+          <w:p>
+            <w:r>
+              <w:t>Layers</w:t>
+            </w:r>
+          </w:p>
+        </w:tc>
+        <w:tc>
+          <w:tcPr>
+            <w:tcW w:w="847" w:type="dxa"/>
+          </w:tcPr>
+          <w:p>
+            <w:r>
+              <w:t>Units</w:t>
+            </w:r>
+          </w:p>
+        </w:tc>
+        <w:tc>
+          <w:tcPr>
+            <w:tcW w:w="947" w:type="dxa"/>
+          </w:tcPr>
+          <w:p>
+            <w:r>
+              <w:t>Dropout</w:t>
+            </w:r>
+          </w:p>
+        </w:tc>
+        <w:tc>
+          <w:tcPr>
+            <w:tcW w:w="1041" w:type="dxa"/>
+          </w:tcPr>
+          <w:p>
+            <w:r>
+              <w:t>Bidirectional</w:t>
+            </w:r>
+          </w:p>
+        </w:tc>
+        <w:tc>
+          <w:tcPr>
+            <w:tcW w:w="1187" w:type="dxa"/>
+          </w:tcPr>
+          <w:p>
+            <w:r>
+              <w:t>Epochs</w:t>
+            </w:r>
+          </w:p>
+        </w:tc>
+        <w:tc>
+          <w:tcPr>
+            <w:tcW w:w="656" w:type="dxa"/>
+          </w:tcPr>
+          <w:p>
+            <w:r>
+              <w:t>Batch</w:t>
+            </w:r>
+          </w:p>
+        </w:tc>
+        <w:tc>
+          <w:tcPr>
+            <w:tcW w:w="1276" w:type="dxa"/>
+          </w:tcPr>
+          <w:p>
+            <w:r>
+              <w:t>Val Loss</w:t>
+            </w:r>
+          </w:p>
+        </w:tc>
+        <w:tc>
+          <w:tcPr>
+            <w:tcW w:w="1558" w:type="dxa"/>
+          </w:tcPr>
+          <w:p>
+            <w:r>
+              <w:t>Train Loss</w:t>
+            </w:r>
+          </w:p>
+        </w:tc>
+      </w:tr>
+      <w:tr>
+        <w:tc>
+          <w:tcPr>
+            <w:tcW w:w="988" w:type="dxa"/>
+          </w:tcPr>
+          <w:p>
+            <w:r>
+              <w:t>LSTM</w:t>
+            </w:r>
+          </w:p>
+        </w:tc>
+        <w:tc>
+          <w:tcPr>
+            <w:tcW w:w="850" w:type="dxa"/>
+          </w:tcPr>
+          <w:p>
+            <w:r>
+              <w:t>2</w:t>
+            </w:r>
+          </w:p>
+        </w:tc>
+        <w:tc>
+          <w:tcPr>
+            <w:tcW w:w="847" w:type="dxa"/>
+          </w:tcPr>
+          <w:p>
+            <w:r>
+              <w:t>[64]</w:t>
+            </w:r>
+          </w:p>
+        </w:tc>
+        <w:tc>
+          <w:tcPr>
+            <w:tcW w:w="947" w:type="dxa"/>
+          </w:tcPr>
+          <w:p>
+            <w:r>
+              <w:t>0.2</w:t>
+            </w:r>
+          </w:p>
+        </w:tc>
+        <w:tc>
+          <w:tcPr>
+            <w:tcW w:w="1041" w:type="dxa"/>
+          </w:tcPr>
+          <w:p>
+            <w:r>
+              <w:t>No</w:t>
+            </w:r>
+          </w:p>
+        </w:tc>
+        <w:tc>
+          <w:tcPr>
+            <w:tcW w:w="1187" w:type="dxa"/>
+          </w:tcPr>
+          <w:p>
+            <w:r>
+              <w:t>15</w:t>
+            </w:r>
+          </w:p>
+        </w:tc>
+        <w:tc>
+          <w:tcPr>
+            <w:tcW w:w="656" w:type="dxa"/>
+          </w:tcPr>
+          <w:p>
+            <w:r>
+              <w:t>32</w:t>
+            </w:r>
+          </w:p>
+        </w:tc>
+        <w:tc>
+          <w:tcPr>
+            <w:tcW w:w="1276" w:type="dxa"/>
+          </w:tcPr>
+          <w:p>
+            <w:r>
+              <w:t>0.000667015</w:t>
+            </w:r>
+          </w:p>
+        </w:tc>
+        <w:tc>
+          <w:tcPr>
+            <w:tcW w:w="1558" w:type="dxa"/>
+          </w:tcPr>
+          <w:p>
+            <w:r>
+              <w:t>0.00022692</w:t>
+            </w:r>
+          </w:p>
+        </w:tc>
+      </w:tr>
+      <w:tr>
+        <w:tc>
+          <w:tcPr>
+            <w:tcW w:w="988" w:type="dxa"/>
+          </w:tcPr>
+          <w:p>
+            <w:r>
+              <w:t>GRU</w:t>
+            </w:r>
+          </w:p>
+        </w:tc>
+        <w:tc>
+          <w:tcPr>
+            <w:tcW w:w="850" w:type="dxa"/>
+          </w:tcPr>
+          <w:p>
+            <w:r>
+              <w:t>2</w:t>
+            </w:r>
+          </w:p>
+        </w:tc>
+        <w:tc>
+          <w:tcPr>
+            <w:tcW w:w="847" w:type="dxa"/>
+          </w:tcPr>
+          <w:p>
+            <w:r>
+              <w:t>[64]</w:t>
+            </w:r>
+          </w:p>
+        </w:tc>
+        <w:tc>
+          <w:tcPr>
+            <w:tcW w:w="947" w:type="dxa"/>
+          </w:tcPr>
+          <w:p>
+            <w:r>
+              <w:t>0.2</w:t>
+            </w:r>
+          </w:p>
+        </w:tc>
+        <w:tc>
+          <w:tcPr>
+            <w:tcW w:w="1041" w:type="dxa"/>
+          </w:tcPr>
+          <w:p>
+            <w:r>
+              <w:t>No</w:t>
+            </w:r>
+          </w:p>
+        </w:tc>
+        <w:tc>
+          <w:tcPr>
+            <w:tcW w:w="1187" w:type="dxa"/>
+          </w:tcPr>
+          <w:p>
+            <w:r>
+              <w:t>15</w:t>
+            </w:r>
+          </w:p>
+        </w:tc>
+        <w:tc>
+          <w:tcPr>
+            <w:tcW w:w="656" w:type="dxa"/>
+          </w:tcPr>
+          <w:p>
+            <w:r>
+              <w:t>32</w:t>
+            </w:r>
+          </w:p>
+        </w:tc>
+        <w:tc>
+          <w:tcPr>
+            <w:tcW w:w="1276" w:type="dxa"/>
+          </w:tcPr>
+          <w:p>
+            <w:r>
+              <w:t>0.000402744</w:t>
+            </w:r>
+          </w:p>
+        </w:tc>
+        <w:tc>
+          <w:tcPr>
+            <w:tcW w:w="1558" w:type="dxa"/>
+          </w:tcPr>
+          <w:p>
+            <w:r>
+              <w:t>0.000264304</w:t>
+            </w:r>
+          </w:p>
+        </w:tc>
+      </w:tr>
+      <w:tr>
+        <w:tc>
+          <w:tcPr>
+            <w:tcW w:w="988" w:type="dxa"/>
+          </w:tcPr>
+          <w:p>
+            <w:r>
+              <w:t>RNN</w:t>
+            </w:r>
+          </w:p>
+        </w:tc>
+        <w:tc>
+          <w:tcPr>
+            <w:tcW w:w="850" w:type="dxa"/>
+          </w:tcPr>
+          <w:p>
+            <w:r>
+              <w:t>2</w:t>
+            </w:r>
+          </w:p>
+        </w:tc>
+        <w:tc>
+          <w:tcPr>
+            <w:tcW w:w="847" w:type="dxa"/>
+          </w:tcPr>
+          <w:p>
+            <w:r>
+              <w:t>[64]</w:t>
+            </w:r>
+          </w:p>
+        </w:tc>
+        <w:tc>
+          <w:tcPr>
+            <w:tcW w:w="947" w:type="dxa"/>
+          </w:tcPr>
+          <w:p>
+            <w:r>
+              <w:t>0.2</w:t>
+            </w:r>
+          </w:p>
+        </w:tc>
+        <w:tc>
+          <w:tcPr>
+            <w:tcW w:w="1041" w:type="dxa"/>
+          </w:tcPr>
+          <w:p>
+            <w:r>
+              <w:t>No</w:t>
+            </w:r>
+          </w:p>
+        </w:tc>
+        <w:tc>
+          <w:tcPr>
+            <w:tcW w:w="1187" w:type="dxa"/>
+          </w:tcPr>
+          <w:p>
+            <w:r>
+              <w:t>12</w:t>
+            </w:r>
+          </w:p>
+        </w:tc>
+        <w:tc>
+          <w:tcPr>
+            <w:tcW w:w="656" w:type="dxa"/>
+          </w:tcPr>
+          <w:p>
+            <w:r>
+              <w:t>32</w:t>
+            </w:r>
+          </w:p>
+        </w:tc>
+        <w:tc>
+          <w:tcPr>
+            <w:tcW w:w="1276" w:type="dxa"/>
+          </w:tcPr>
+          <w:p>
+            <w:r>
+              <w:t>0.000550099</w:t>
+            </w:r>
+          </w:p>
+        </w:tc>
+        <w:tc>
+          <w:tcPr>
+            <w:tcW w:w="1558" w:type="dxa"/>
+          </w:tcPr>
+          <w:p>
+            <w:r>
+              <w:t>0.000419023</w:t>
+            </w:r>
+          </w:p>
+        </w:tc>
+      </w:tr>
+      <w:tr>
+        <w:tc>
+          <w:tcPr>
+            <w:tcW w:w="988" w:type="dxa"/>
+          </w:tcPr>
+          <w:p>
+            <w:r>
+              <w:t>LSTM</w:t>
+            </w:r>
+          </w:p>
+        </w:tc>
+        <w:tc>
+          <w:tcPr>
+            <w:tcW w:w="850" w:type="dxa"/>
+          </w:tcPr>
+          <w:p>
+            <w:r>
+              <w:t>3</w:t>
+            </w:r>
+          </w:p>
+        </w:tc>
+        <w:tc>
+          <w:tcPr>
+            <w:tcW w:w="847" w:type="dxa"/>
+          </w:tcPr>
+          <w:p>
+            <w:r>
+              <w:t>[64,64,32]</w:t>
+            </w:r>
+          </w:p>
+        </w:tc>
+        <w:tc>
+          <w:tcPr>
+            <w:tcW w:w="947" w:type="dxa"/>
+          </w:tcPr>
+          <w:p>
+            <w:r>
+              <w:t>0.2</w:t>
+            </w:r>
+          </w:p>
+        </w:tc>
+        <w:tc>
+          <w:tcPr>
+            <w:tcW w:w="1041" w:type="dxa"/>
+          </w:tcPr>
+          <w:p>
+            <w:r>
+              <w:t>No</w:t>
+            </w:r>
+          </w:p>
+        </w:tc>
+        <w:tc>
+          <w:tcPr>
+            <w:tcW w:w="1187" w:type="dxa"/>
+          </w:tcPr>
+          <w:p>
+            <w:r>
+              <w:t>6</w:t>
+            </w:r>
+          </w:p>
+        </w:tc>
+        <w:tc>
+          <w:tcPr>
+            <w:tcW w:w="656" w:type="dxa"/>
+          </w:tcPr>
+          <w:p>
+            <w:r>
+              <w:t>32</w:t>
+            </w:r>
+          </w:p>
+        </w:tc>
+        <w:tc>
+          <w:tcPr>
+            <w:tcW w:w="1276" w:type="dxa"/>
+          </w:tcPr>
+          <w:p>
+            <w:r>
+              <w:t>0.002134064</w:t>
+            </w:r>
+          </w:p>
+        </w:tc>
+        <w:tc>
+          <w:tcPr>
+            <w:tcW w:w="1558" w:type="dxa"/>
+          </w:tcPr>
+          <w:p>
+            <w:r>
+              <w:t>0.000566419</w:t>
+            </w:r>
+          </w:p>
+        </w:tc>
+      </w:tr>
+      <w:tr>
+        <w:tc>
+          <w:tcPr>
+            <w:tcW w:w="988" w:type="dxa"/>
+          </w:tcPr>
+          <w:p>
+            <w:r>
+              <w:t>GRU</w:t>
+            </w:r>
+          </w:p>
+        </w:tc>
+        <w:tc>
+          <w:tcPr>
+            <w:tcW w:w="850" w:type="dxa"/>
+          </w:tcPr>
+          <w:p>
+            <w:r>
+              <w:t>2</w:t>
+            </w:r>
+          </w:p>
+        </w:tc>
+        <w:tc>
+          <w:tcPr>
+            <w:tcW w:w="847" w:type="dxa"/>
+          </w:tcPr>
+          <w:p>
+            <w:r>
+              <w:t>[128]</w:t>
+            </w:r>
+          </w:p>
+        </w:tc>
+        <w:tc>
+          <w:tcPr>
+            <w:tcW w:w="947" w:type="dxa"/>
+          </w:tcPr>
+          <w:p>
+            <w:r>
+              <w:t>0.2</w:t>
+            </w:r>
+          </w:p>
+        </w:tc>
+        <w:tc>
+          <w:tcPr>
+            <w:tcW w:w="1041" w:type="dxa"/>
+          </w:tcPr>
+          <w:p>
+            <w:r>
+              <w:t>Yes</w:t>
+            </w:r>
+          </w:p>
+        </w:tc>
+        <w:tc>
+          <w:tcPr>
+            <w:tcW w:w="1187" w:type="dxa"/>
+          </w:tcPr>
+          <w:p>
+            <w:r>
+              <w:t>16</w:t>
+            </w:r>
+          </w:p>
+        </w:tc>
+        <w:tc>
+          <w:tcPr>
+            <w:tcW w:w="656" w:type="dxa"/>
+          </w:tcPr>
+          <w:p>
+            <w:r>
+              <w:t>64</w:t>
+            </w:r>
+          </w:p>
+        </w:tc>
+        <w:tc>
+          <w:tcPr>
+            <w:tcW w:w="1276" w:type="dxa"/>
+          </w:tcPr>
+          <w:p>
+            <w:r>
+              <w:t>0.000459891</w:t>
+            </w:r>
+          </w:p>
+        </w:tc>
+        <w:tc>
+          <w:tcPr>
+            <w:tcW w:w="1558" w:type="dxa"/>
+          </w:tcPr>
+          <w:p>
+            <w:r>
+              <w:t>0.00019005</w:t>
+            </w:r>
+          </w:p>
+        </w:tc>
+      </w:tr>
+    </w:tbl>
+    <w:p>
+      <w:r>
+        <w:lastRenderedPageBreak/>
+        <w:t>This table confirms that the flexible model-building function worked correctly across different configurations, as each model was constructed using it and trained successfully with its own hyperparameters</w:t>
+      </w:r>
     </w:p>
     <w:p>
       <w:r>
@@ -204,52 +1008,28 @@
         </w:numPr>
       </w:pPr>
       <w:r>
-        <w:t xml:space="preserve">Building the factory correctly: I needed to research how to dynamically stack layers in </w:t>
-      </w:r>
-      <w:proofErr w:type="spellStart"/>
-      <w:r>
-        <w:t>Keras</w:t>
-      </w:r>
-      <w:proofErr w:type="spellEnd"/>
-      <w:r>
-        <w:t xml:space="preserve">, especially when mixing LSTM/GRU/RNN and handling return sequences. The </w:t>
-      </w:r>
-      <w:hyperlink r:id="rId5" w:history="1">
-        <w:proofErr w:type="spellStart"/>
+        <w:t xml:space="preserve">Building the factory correctly: I needed to research how to dynamically stack layers in Keras, especially when mixing LSTM/GRU/RNN and handling return sequences. The </w:t>
+      </w:r>
+      <w:hyperlink r:id="rId8" w:history="1">
         <w:r>
           <w:rPr>
             <w:rStyle w:val="Hyperlink"/>
           </w:rPr>
-          <w:t>Keras</w:t>
+          <w:t>Keras Sequential API docs</w:t>
         </w:r>
-        <w:proofErr w:type="spellEnd"/>
+      </w:hyperlink>
+      <w:r>
+        <w:t xml:space="preserve"> </w:t>
+      </w:r>
+      <w:r>
+        <w:t xml:space="preserve">and </w:t>
+      </w:r>
+      <w:hyperlink r:id="rId9" w:history="1">
         <w:r>
           <w:rPr>
             <w:rStyle w:val="Hyperlink"/>
           </w:rPr>
-          <w:t xml:space="preserve"> Sequential API docs</w:t>
-        </w:r>
-      </w:hyperlink>
-      <w:r>
-        <w:t xml:space="preserve"> </w:t>
-      </w:r>
-      <w:r>
-        <w:t xml:space="preserve">and </w:t>
-      </w:r>
-      <w:hyperlink r:id="rId6" w:history="1">
-        <w:proofErr w:type="spellStart"/>
-        <w:r>
-          <w:rPr>
-            <w:rStyle w:val="Hyperlink"/>
-          </w:rPr>
-          <w:t>StackOverflow</w:t>
-        </w:r>
-        <w:proofErr w:type="spellEnd"/>
-        <w:r>
-          <w:rPr>
-            <w:rStyle w:val="Hyperlink"/>
-          </w:rPr>
-          <w:t xml:space="preserve"> discussions</w:t>
+          <w:t>StackOverflow discussions</w:t>
         </w:r>
       </w:hyperlink>
       <w:r>
@@ -268,15 +1048,7 @@
         </w:numPr>
       </w:pPr>
       <w:r>
-        <w:t>Bidirectional layers: wrapping recurrent layers in Bidirectional required extra care to avoid shape mismatches. The TensorFlow/</w:t>
-      </w:r>
-      <w:proofErr w:type="spellStart"/>
-      <w:r>
-        <w:t>Keras</w:t>
-      </w:r>
-      <w:proofErr w:type="spellEnd"/>
-      <w:r>
-        <w:t xml:space="preserve"> examples helped me implement it safely.</w:t>
+        <w:t>Bidirectional layers: wrapping recurrent layers in Bidirectional required extra care to avoid shape mismatches. The TensorFlow/Keras examples helped me implement it safely.</w:t>
       </w:r>
     </w:p>
     <w:p>
@@ -288,7 +1060,6 @@
         </w:numPr>
       </w:pPr>
       <w:r>
-        <w:lastRenderedPageBreak/>
         <w:t>Experiment logging: I added code to store results in a CSV so that models could be compared later. Tutorials on experiment tracking, such as those from [Kaggle notebooks], helped me structure the results in a systematic way.</w:t>
       </w:r>
     </w:p>
@@ -985,7 +1756,6 @@
     <w:next w:val="Normal"/>
     <w:link w:val="Heading2Char"/>
     <w:uiPriority w:val="9"/>
-    <w:semiHidden/>
     <w:unhideWhenUsed/>
     <w:qFormat/>
     <w:rsid w:val="002E1C7B"/>
@@ -1202,7 +1972,6 @@
     <w:basedOn w:val="DefaultParagraphFont"/>
     <w:link w:val="Heading2"/>
     <w:uiPriority w:val="9"/>
-    <w:semiHidden/>
     <w:rsid w:val="002E1C7B"/>
     <w:rPr>
       <w:rFonts w:asciiTheme="majorHAnsi" w:eastAsiaTheme="majorEastAsia" w:hAnsiTheme="majorHAnsi" w:cstheme="majorBidi"/>
@@ -1496,6 +2265,25 @@
       <w:color w:val="605E5C"/>
       <w:shd w:val="clear" w:color="auto" w:fill="E1DFDD"/>
     </w:rPr>
+  </w:style>
+  <w:style w:type="table" w:styleId="TableGrid">
+    <w:name w:val="Table Grid"/>
+    <w:basedOn w:val="TableNormal"/>
+    <w:uiPriority w:val="39"/>
+    <w:rsid w:val="0026086B"/>
+    <w:pPr>
+      <w:spacing w:after="0" w:line="240" w:lineRule="auto"/>
+    </w:pPr>
+    <w:tblPr>
+      <w:tblBorders>
+        <w:top w:val="single" w:sz="4" w:space="0" w:color="auto"/>
+        <w:left w:val="single" w:sz="4" w:space="0" w:color="auto"/>
+        <w:bottom w:val="single" w:sz="4" w:space="0" w:color="auto"/>
+        <w:right w:val="single" w:sz="4" w:space="0" w:color="auto"/>
+        <w:insideH w:val="single" w:sz="4" w:space="0" w:color="auto"/>
+        <w:insideV w:val="single" w:sz="4" w:space="0" w:color="auto"/>
+      </w:tblBorders>
+    </w:tblPr>
   </w:style>
 </w:styles>
 </file>
